--- a/작업일지/44주차.docx
+++ b/작업일지/44주차.docx
@@ -73,17 +73,8 @@
                 <w:rFonts w:hint="eastAsia"/>
                 <w:szCs w:val="20"/>
               </w:rPr>
-              <w:t xml:space="preserve">2021180009 </w:t>
-            </w:r>
-            <w:proofErr w:type="spellStart"/>
-            <w:r>
-              <w:rPr>
-                <w:rFonts w:hint="eastAsia"/>
-                <w:szCs w:val="20"/>
-              </w:rPr>
-              <w:t>박경준</w:t>
-            </w:r>
-            <w:proofErr w:type="spellEnd"/>
+              <w:t>2021180009 박경준</w:t>
+            </w:r>
             <w:r>
               <w:rPr>
                 <w:szCs w:val="20"/>
@@ -119,7 +110,6 @@
                 <w:sz w:val="22"/>
               </w:rPr>
             </w:pPr>
-            <w:proofErr w:type="spellStart"/>
             <w:r>
               <w:rPr>
                 <w:rFonts w:hint="eastAsia"/>
@@ -128,7 +118,6 @@
               </w:rPr>
               <w:t>팀명</w:t>
             </w:r>
-            <w:proofErr w:type="spellEnd"/>
           </w:p>
         </w:tc>
         <w:tc>
@@ -257,7 +246,6 @@
             <w:pPr>
               <w:jc w:val="center"/>
               <w:rPr>
-                <w:rFonts w:hint="eastAsia"/>
                 <w:b/>
               </w:rPr>
             </w:pPr>
@@ -400,7 +388,7 @@
           <w:p>
             <w:pPr>
               <w:rPr>
-                <w:rFonts w:ascii="맑은 고딕" w:eastAsia="맑은 고딕" w:hAnsi="맑은 고딕" w:hint="eastAsia"/>
+                <w:rFonts w:ascii="맑은 고딕" w:eastAsia="맑은 고딕" w:hAnsi="맑은 고딕"/>
                 <w:b/>
                 <w:bCs/>
                 <w:u w:val="single"/>
@@ -413,33 +401,13 @@
                 <w:bCs/>
                 <w:u w:val="single"/>
               </w:rPr>
-              <w:t xml:space="preserve">레버 및 플레이어 </w:t>
-            </w:r>
-            <w:proofErr w:type="spellStart"/>
-            <w:r>
-              <w:rPr>
-                <w:rFonts w:ascii="맑은 고딕" w:eastAsia="맑은 고딕" w:hAnsi="맑은 고딕" w:hint="eastAsia"/>
-                <w:b/>
-                <w:bCs/>
-                <w:u w:val="single"/>
-              </w:rPr>
-              <w:t>텔레포트</w:t>
-            </w:r>
-            <w:proofErr w:type="spellEnd"/>
-            <w:r>
-              <w:rPr>
-                <w:rFonts w:ascii="맑은 고딕" w:eastAsia="맑은 고딕" w:hAnsi="맑은 고딕" w:hint="eastAsia"/>
-                <w:b/>
-                <w:bCs/>
-                <w:u w:val="single"/>
-              </w:rPr>
-              <w:t xml:space="preserve"> 위치 파일 export</w:t>
+              <w:t>레버 및 플레이어 텔레포트 위치 파일 export</w:t>
             </w:r>
           </w:p>
           <w:p>
             <w:pPr>
               <w:rPr>
-                <w:rFonts w:ascii="맑은 고딕" w:eastAsia="맑은 고딕" w:hAnsi="맑은 고딕" w:hint="eastAsia"/>
+                <w:rFonts w:ascii="맑은 고딕" w:eastAsia="맑은 고딕" w:hAnsi="맑은 고딕"/>
                 <w:b/>
                 <w:bCs/>
                 <w:u w:val="single"/>
@@ -471,6 +439,64 @@
                 <w:u w:val="single"/>
               </w:rPr>
               <w:t xml:space="preserve"> </w:t>
+            </w:r>
+          </w:p>
+          <w:p>
+            <w:pPr>
+              <w:rPr>
+                <w:rFonts w:ascii="맑은 고딕" w:eastAsia="맑은 고딕" w:hAnsi="맑은 고딕"/>
+                <w:b/>
+                <w:bCs/>
+                <w:u w:val="single"/>
+              </w:rPr>
+            </w:pPr>
+            <w:r>
+              <w:rPr>
+                <w:rFonts w:ascii="맑은 고딕" w:eastAsia="맑은 고딕" w:hAnsi="맑은 고딕"/>
+                <w:b/>
+                <w:bCs/>
+                <w:u w:val="single"/>
+              </w:rPr>
+              <w:t>퀘스트 ui 디자인 확정 및 적용</w:t>
+            </w:r>
+          </w:p>
+          <w:p>
+            <w:pPr>
+              <w:rPr>
+                <w:rFonts w:ascii="맑은 고딕" w:eastAsia="맑은 고딕" w:hAnsi="맑은 고딕" w:hint="eastAsia"/>
+                <w:b/>
+                <w:bCs/>
+                <w:u w:val="single"/>
+              </w:rPr>
+            </w:pPr>
+            <w:r>
+              <w:rPr>
+                <w:rFonts w:ascii="맑은 고딕" w:eastAsia="맑은 고딕" w:hAnsi="맑은 고딕"/>
+                <w:b/>
+                <w:bCs/>
+                <w:u w:val="single"/>
+              </w:rPr>
+              <w:t xml:space="preserve">클라이언트 창 모드 </w:t>
+            </w:r>
+            <w:proofErr w:type="gramStart"/>
+            <w:r>
+              <w:rPr>
+                <w:rFonts w:ascii="맑은 고딕" w:eastAsia="맑은 고딕" w:hAnsi="맑은 고딕"/>
+                <w:b/>
+                <w:bCs/>
+                <w:u w:val="single"/>
+              </w:rPr>
+              <w:t>&lt; -</w:t>
+            </w:r>
+            <w:proofErr w:type="gramEnd"/>
+            <w:r>
+              <w:rPr>
+                <w:rFonts w:ascii="맑은 고딕" w:eastAsia="맑은 고딕" w:hAnsi="맑은 고딕"/>
+                <w:b/>
+                <w:bCs/>
+                <w:u w:val="single"/>
+              </w:rPr>
+              <w:t xml:space="preserve"> &gt; 전체 창 모드 변환 시 발생하는 문제들 해결</w:t>
             </w:r>
           </w:p>
         </w:tc>
@@ -497,7 +523,6 @@
       <w:pPr>
         <w:jc w:val="left"/>
         <w:rPr>
-          <w:rFonts w:hint="eastAsia"/>
           <w:b/>
           <w:sz w:val="22"/>
         </w:rPr>
@@ -529,6 +554,7 @@
       <w:r>
         <w:rPr>
           <w:b/>
+          <w:noProof/>
           <w:sz w:val="22"/>
         </w:rPr>
         <w:drawing>
@@ -609,6 +635,7 @@
       <w:r>
         <w:rPr>
           <w:b/>
+          <w:noProof/>
           <w:sz w:val="22"/>
         </w:rPr>
         <w:drawing>
@@ -653,98 +680,33 @@
         <w:ind w:left="220" w:hangingChars="100" w:hanging="220"/>
         <w:jc w:val="left"/>
         <w:rPr>
+          <w:b/>
+          <w:sz w:val="22"/>
+        </w:rPr>
+      </w:pPr>
+      <w:r>
+        <w:rPr>
           <w:rFonts w:hint="eastAsia"/>
           <w:b/>
           <w:sz w:val="22"/>
         </w:rPr>
-      </w:pPr>
+        <w:t>그래서 load_from_scene_file</w:t>
+      </w:r>
       <w:r>
         <w:rPr>
           <w:rFonts w:hint="eastAsia"/>
           <w:b/>
           <w:sz w:val="22"/>
         </w:rPr>
-        <w:t xml:space="preserve">그래서 </w:t>
-      </w:r>
-      <w:proofErr w:type="spellStart"/>
+        <w:t>의 내용과 똑같이 json 파일의 위치데이터 대로 mesh를 렌더링하는데에 더해</w:t>
+      </w:r>
       <w:r>
         <w:rPr>
           <w:rFonts w:hint="eastAsia"/>
           <w:b/>
           <w:sz w:val="22"/>
         </w:rPr>
-        <w:t>load_from_scene_file</w:t>
-      </w:r>
-      <w:proofErr w:type="spellEnd"/>
-      <w:r>
-        <w:rPr>
-          <w:rFonts w:hint="eastAsia"/>
-          <w:b/>
-          <w:sz w:val="22"/>
-        </w:rPr>
-        <w:t xml:space="preserve">의 내용과 똑같이 </w:t>
-      </w:r>
-      <w:proofErr w:type="spellStart"/>
-      <w:r>
-        <w:rPr>
-          <w:rFonts w:hint="eastAsia"/>
-          <w:b/>
-          <w:sz w:val="22"/>
-        </w:rPr>
-        <w:t>json</w:t>
-      </w:r>
-      <w:proofErr w:type="spellEnd"/>
-      <w:r>
-        <w:rPr>
-          <w:rFonts w:hint="eastAsia"/>
-          <w:b/>
-          <w:sz w:val="22"/>
-        </w:rPr>
-        <w:t xml:space="preserve"> 파일의 위치데이터 대로 mesh를 </w:t>
-      </w:r>
-      <w:proofErr w:type="spellStart"/>
-      <w:r>
-        <w:rPr>
-          <w:rFonts w:hint="eastAsia"/>
-          <w:b/>
-          <w:sz w:val="22"/>
-        </w:rPr>
-        <w:t>렌더링하는데에</w:t>
-      </w:r>
-      <w:proofErr w:type="spellEnd"/>
-      <w:r>
-        <w:rPr>
-          <w:rFonts w:hint="eastAsia"/>
-          <w:b/>
-          <w:sz w:val="22"/>
-        </w:rPr>
-        <w:t xml:space="preserve"> 더해</w:t>
-      </w:r>
-      <w:r>
-        <w:rPr>
-          <w:rFonts w:hint="eastAsia"/>
-          <w:b/>
-          <w:sz w:val="22"/>
-        </w:rPr>
-        <w:t xml:space="preserve"> 각 객체가 </w:t>
-      </w:r>
-      <w:proofErr w:type="spellStart"/>
-      <w:r>
-        <w:rPr>
-          <w:rFonts w:hint="eastAsia"/>
-          <w:b/>
-          <w:sz w:val="22"/>
-        </w:rPr>
-        <w:t>렌더링되는</w:t>
-      </w:r>
-      <w:proofErr w:type="spellEnd"/>
-      <w:r>
-        <w:rPr>
-          <w:rFonts w:hint="eastAsia"/>
-          <w:b/>
-          <w:sz w:val="22"/>
-        </w:rPr>
-        <w:t xml:space="preserve"> y축 상단 위치에 spot light을 배치할 수 있는</w:t>
+        <w:t xml:space="preserve"> 각 객체가 렌더링되는 y축 상단 위치에 spot light을 배치할 수 있는</w:t>
       </w:r>
       <w:r>
         <w:rPr>
@@ -791,14 +753,14 @@
       <w:pPr>
         <w:jc w:val="left"/>
         <w:rPr>
-          <w:rFonts w:hint="eastAsia"/>
-          <w:b/>
-          <w:sz w:val="22"/>
-        </w:rPr>
-      </w:pPr>
-      <w:r>
-        <w:rPr>
-          <w:b/>
+          <w:b/>
+          <w:sz w:val="22"/>
+        </w:rPr>
+      </w:pPr>
+      <w:r>
+        <w:rPr>
+          <w:b/>
+          <w:noProof/>
           <w:sz w:val="22"/>
         </w:rPr>
         <w:drawing>
@@ -851,14 +813,14 @@
       <w:pPr>
         <w:jc w:val="left"/>
         <w:rPr>
-          <w:rFonts w:hint="eastAsia"/>
-          <w:b/>
-          <w:sz w:val="22"/>
-        </w:rPr>
-      </w:pPr>
-      <w:r>
-        <w:rPr>
-          <w:b/>
+          <w:b/>
+          <w:sz w:val="22"/>
+        </w:rPr>
+      </w:pPr>
+      <w:r>
+        <w:rPr>
+          <w:b/>
+          <w:noProof/>
           <w:sz w:val="22"/>
         </w:rPr>
         <w:lastRenderedPageBreak/>
@@ -914,6 +876,7 @@
       <w:r>
         <w:rPr>
           <w:b/>
+          <w:noProof/>
           <w:sz w:val="22"/>
         </w:rPr>
         <w:drawing>
@@ -970,33 +933,16 @@
       <w:pPr>
         <w:jc w:val="left"/>
         <w:rPr>
-          <w:rFonts w:hint="eastAsia"/>
-          <w:b/>
-          <w:sz w:val="22"/>
-        </w:rPr>
-      </w:pPr>
-      <w:r>
-        <w:rPr>
-          <w:b/>
-          <w:sz w:val="22"/>
-        </w:rPr>
-        <w:t xml:space="preserve">플레이어들이 </w:t>
-      </w:r>
-      <w:proofErr w:type="spellStart"/>
-      <w:r>
-        <w:rPr>
-          <w:b/>
-          <w:sz w:val="22"/>
-        </w:rPr>
-        <w:t>텔레포트할</w:t>
-      </w:r>
-      <w:proofErr w:type="spellEnd"/>
-      <w:r>
-        <w:rPr>
-          <w:b/>
-          <w:sz w:val="22"/>
-        </w:rPr>
-        <w:t xml:space="preserve"> 위치와 레버 위치에 spot light 내려오는 느낌으로 만</w:t>
+          <w:b/>
+          <w:sz w:val="22"/>
+        </w:rPr>
+      </w:pPr>
+      <w:r>
+        <w:rPr>
+          <w:b/>
+          <w:sz w:val="22"/>
+        </w:rPr>
+        <w:t>플레이어들이 텔레포트할 위치와 레버 위치에 spot light 내려오는 느낌으로 만</w:t>
       </w:r>
       <w:r>
         <w:rPr>
@@ -1011,43 +957,24 @@
       <w:pPr>
         <w:jc w:val="left"/>
         <w:rPr>
+          <w:b/>
+          <w:sz w:val="22"/>
+        </w:rPr>
+      </w:pPr>
+      <w:r>
+        <w:rPr>
+          <w:b/>
+          <w:sz w:val="22"/>
+        </w:rPr>
+        <w:t xml:space="preserve">큐브는 </w:t>
+      </w:r>
+      <w:r>
+        <w:rPr>
           <w:rFonts w:hint="eastAsia"/>
           <w:b/>
           <w:sz w:val="22"/>
         </w:rPr>
-      </w:pPr>
-      <w:r>
-        <w:rPr>
-          <w:b/>
-          <w:sz w:val="22"/>
-        </w:rPr>
-        <w:t xml:space="preserve">큐브는 </w:t>
-      </w:r>
-      <w:r>
-        <w:rPr>
-          <w:rFonts w:hint="eastAsia"/>
-          <w:b/>
-          <w:sz w:val="22"/>
-        </w:rPr>
-        <w:t xml:space="preserve">퀘스트 완료 시 플레이어가 </w:t>
-      </w:r>
-      <w:proofErr w:type="spellStart"/>
-      <w:r>
-        <w:rPr>
-          <w:rFonts w:hint="eastAsia"/>
-          <w:b/>
-          <w:sz w:val="22"/>
-        </w:rPr>
-        <w:t>텔레포트할</w:t>
-      </w:r>
-      <w:proofErr w:type="spellEnd"/>
-      <w:r>
-        <w:rPr>
-          <w:rFonts w:hint="eastAsia"/>
-          <w:b/>
-          <w:sz w:val="22"/>
-        </w:rPr>
-        <w:t xml:space="preserve"> 위치를 표시하기 위해 잠깐 렌더링</w:t>
+        <w:t>퀘스트 완료 시 플레이어가 텔레포트할 위치를 표시하기 위해 잠깐 렌더링</w:t>
       </w:r>
       <w:r>
         <w:rPr>
@@ -1071,7 +998,822 @@
       <w:pPr>
         <w:jc w:val="left"/>
         <w:rPr>
-          <w:rFonts w:hint="eastAsia"/>
+          <w:b/>
+          <w:sz w:val="22"/>
+        </w:rPr>
+      </w:pPr>
+      <w:r>
+        <w:rPr>
+          <w:b/>
+          <w:sz w:val="22"/>
+        </w:rPr>
+        <w:tab/>
+      </w:r>
+    </w:p>
+    <w:p>
+      <w:pPr>
+        <w:jc w:val="left"/>
+        <w:rPr>
+          <w:b/>
+          <w:sz w:val="24"/>
+          <w:szCs w:val="24"/>
+        </w:rPr>
+      </w:pPr>
+      <w:r>
+        <w:rPr>
+          <w:b/>
+          <w:bCs/>
+          <w:sz w:val="24"/>
+          <w:szCs w:val="24"/>
+        </w:rPr>
+        <w:t>퀘스트 ui 디자인 확정 및 적용</w:t>
+      </w:r>
+    </w:p>
+    <w:p>
+      <w:pPr>
+        <w:jc w:val="left"/>
+        <w:rPr>
+          <w:b/>
+          <w:sz w:val="22"/>
+        </w:rPr>
+      </w:pPr>
+      <w:r>
+        <w:rPr>
+          <w:b/>
+          <w:sz w:val="22"/>
+        </w:rPr>
+        <w:drawing>
+          <wp:inline distT="0" distB="0" distL="0" distR="0" wp14:anchorId="50246155" wp14:editId="0D6C6AE3">
+            <wp:extent cx="6096000" cy="1270000"/>
+            <wp:effectExtent l="0" t="0" r="0" b="6350"/>
+            <wp:docPr id="90395428" name="그림 12"/>
+            <wp:cNvGraphicFramePr>
+              <a:graphicFrameLocks xmlns:a="http://schemas.openxmlformats.org/drawingml/2006/main" noChangeAspect="1"/>
+            </wp:cNvGraphicFramePr>
+            <a:graphic xmlns:a="http://schemas.openxmlformats.org/drawingml/2006/main">
+              <a:graphicData uri="http://schemas.openxmlformats.org/drawingml/2006/picture">
+                <pic:pic xmlns:pic="http://schemas.openxmlformats.org/drawingml/2006/picture">
+                  <pic:nvPicPr>
+                    <pic:cNvPr id="0" name="Picture 31"/>
+                    <pic:cNvPicPr>
+                      <a:picLocks noChangeAspect="1" noChangeArrowheads="1"/>
+                    </pic:cNvPicPr>
+                  </pic:nvPicPr>
+                  <pic:blipFill>
+                    <a:blip r:embed="rId13">
+                      <a:extLst>
+                        <a:ext uri="{28A0092B-C50C-407E-A947-70E740481C1C}">
+                          <a14:useLocalDpi xmlns:a14="http://schemas.microsoft.com/office/drawing/2010/main" val="0"/>
+                        </a:ext>
+                      </a:extLst>
+                    </a:blip>
+                    <a:srcRect/>
+                    <a:stretch>
+                      <a:fillRect/>
+                    </a:stretch>
+                  </pic:blipFill>
+                  <pic:spPr bwMode="auto">
+                    <a:xfrm>
+                      <a:off x="0" y="0"/>
+                      <a:ext cx="6096000" cy="1270000"/>
+                    </a:xfrm>
+                    <a:prstGeom prst="rect">
+                      <a:avLst/>
+                    </a:prstGeom>
+                    <a:noFill/>
+                    <a:ln>
+                      <a:noFill/>
+                    </a:ln>
+                  </pic:spPr>
+                </pic:pic>
+              </a:graphicData>
+            </a:graphic>
+          </wp:inline>
+        </w:drawing>
+      </w:r>
+    </w:p>
+    <w:p>
+      <w:pPr>
+        <w:jc w:val="left"/>
+        <w:rPr>
+          <w:b/>
+          <w:sz w:val="22"/>
+        </w:rPr>
+      </w:pPr>
+      <w:r>
+        <w:rPr>
+          <w:b/>
+          <w:sz w:val="22"/>
+        </w:rPr>
+        <w:t>퀘스트 ui 디자인으로 여러가지 띄워보았지만</w:t>
+      </w:r>
+    </w:p>
+    <w:p>
+      <w:pPr>
+        <w:jc w:val="left"/>
+        <w:rPr>
+          <w:b/>
+          <w:sz w:val="22"/>
+        </w:rPr>
+      </w:pPr>
+      <w:r>
+        <w:rPr>
+          <w:b/>
+          <w:sz w:val="22"/>
+        </w:rPr>
+        <w:t>너무 다 인위적이거나 구려서 가장 깔끔한 형태로 제작</w:t>
+      </w:r>
+    </w:p>
+    <w:p>
+      <w:pPr>
+        <w:jc w:val="left"/>
+        <w:rPr>
+          <w:b/>
+          <w:sz w:val="22"/>
+        </w:rPr>
+      </w:pPr>
+      <w:r>
+        <w:rPr>
+          <w:b/>
+          <w:sz w:val="22"/>
+        </w:rPr>
+        <w:lastRenderedPageBreak/>
+        <w:drawing>
+          <wp:inline distT="0" distB="0" distL="0" distR="0" wp14:anchorId="1EB6EA80" wp14:editId="53E0C40A">
+            <wp:extent cx="6645910" cy="3732530"/>
+            <wp:effectExtent l="0" t="0" r="2540" b="1270"/>
+            <wp:docPr id="1141292583" name="그림 11"/>
+            <wp:cNvGraphicFramePr>
+              <a:graphicFrameLocks xmlns:a="http://schemas.openxmlformats.org/drawingml/2006/main" noChangeAspect="1"/>
+            </wp:cNvGraphicFramePr>
+            <a:graphic xmlns:a="http://schemas.openxmlformats.org/drawingml/2006/main">
+              <a:graphicData uri="http://schemas.openxmlformats.org/drawingml/2006/picture">
+                <pic:pic xmlns:pic="http://schemas.openxmlformats.org/drawingml/2006/picture">
+                  <pic:nvPicPr>
+                    <pic:cNvPr id="0" name="Picture 32"/>
+                    <pic:cNvPicPr>
+                      <a:picLocks noChangeAspect="1" noChangeArrowheads="1"/>
+                    </pic:cNvPicPr>
+                  </pic:nvPicPr>
+                  <pic:blipFill>
+                    <a:blip r:embed="rId14" cstate="print">
+                      <a:extLst>
+                        <a:ext uri="{28A0092B-C50C-407E-A947-70E740481C1C}">
+                          <a14:useLocalDpi xmlns:a14="http://schemas.microsoft.com/office/drawing/2010/main" val="0"/>
+                        </a:ext>
+                      </a:extLst>
+                    </a:blip>
+                    <a:srcRect/>
+                    <a:stretch>
+                      <a:fillRect/>
+                    </a:stretch>
+                  </pic:blipFill>
+                  <pic:spPr bwMode="auto">
+                    <a:xfrm>
+                      <a:off x="0" y="0"/>
+                      <a:ext cx="6645910" cy="3732530"/>
+                    </a:xfrm>
+                    <a:prstGeom prst="rect">
+                      <a:avLst/>
+                    </a:prstGeom>
+                    <a:noFill/>
+                    <a:ln>
+                      <a:noFill/>
+                    </a:ln>
+                  </pic:spPr>
+                </pic:pic>
+              </a:graphicData>
+            </a:graphic>
+          </wp:inline>
+        </w:drawing>
+      </w:r>
+    </w:p>
+    <w:p>
+      <w:pPr>
+        <w:jc w:val="left"/>
+        <w:rPr>
+          <w:b/>
+          <w:sz w:val="22"/>
+        </w:rPr>
+      </w:pPr>
+      <w:r>
+        <w:rPr>
+          <w:b/>
+          <w:sz w:val="22"/>
+        </w:rPr>
+        <w:t>이 ui로 제작 → 추후 수정 가능</w:t>
+      </w:r>
+    </w:p>
+    <w:p>
+      <w:pPr>
+        <w:jc w:val="left"/>
+        <w:rPr>
+          <w:b/>
+          <w:sz w:val="22"/>
+        </w:rPr>
+      </w:pPr>
+      <w:r>
+        <w:rPr>
+          <w:b/>
+          <w:sz w:val="22"/>
+        </w:rPr>
+        <w:tab/>
+      </w:r>
+    </w:p>
+    <w:p>
+      <w:pPr>
+        <w:jc w:val="left"/>
+        <w:rPr>
+          <w:b/>
+          <w:sz w:val="22"/>
+        </w:rPr>
+      </w:pPr>
+      <w:r>
+        <w:rPr>
+          <w:b/>
+          <w:bCs/>
+          <w:sz w:val="22"/>
+        </w:rPr>
+        <w:t>퀘스트 ui 서버와 연동되도록 제작</w:t>
+      </w:r>
+    </w:p>
+    <w:p>
+      <w:pPr>
+        <w:jc w:val="left"/>
+        <w:rPr>
+          <w:b/>
+          <w:sz w:val="22"/>
+        </w:rPr>
+      </w:pPr>
+      <w:r>
+        <w:rPr>
+          <w:b/>
+          <w:sz w:val="22"/>
+        </w:rPr>
+        <w:t>서버에서 보내는 숫자에 따라 두자리 수까지 렌더링 가능하도록 제작</w:t>
+      </w:r>
+    </w:p>
+    <w:p>
+      <w:pPr>
+        <w:jc w:val="left"/>
+        <w:rPr>
+          <w:b/>
+          <w:sz w:val="22"/>
+        </w:rPr>
+      </w:pPr>
+      <w:r>
+        <w:rPr>
+          <w:b/>
+          <w:sz w:val="22"/>
+        </w:rPr>
+        <w:drawing>
+          <wp:inline distT="0" distB="0" distL="0" distR="0" wp14:anchorId="6A4EE433" wp14:editId="56DEE6F9">
+            <wp:extent cx="4191000" cy="571500"/>
+            <wp:effectExtent l="0" t="0" r="0" b="0"/>
+            <wp:docPr id="374762670" name="그림 10"/>
+            <wp:cNvGraphicFramePr>
+              <a:graphicFrameLocks xmlns:a="http://schemas.openxmlformats.org/drawingml/2006/main" noChangeAspect="1"/>
+            </wp:cNvGraphicFramePr>
+            <a:graphic xmlns:a="http://schemas.openxmlformats.org/drawingml/2006/main">
+              <a:graphicData uri="http://schemas.openxmlformats.org/drawingml/2006/picture">
+                <pic:pic xmlns:pic="http://schemas.openxmlformats.org/drawingml/2006/picture">
+                  <pic:nvPicPr>
+                    <pic:cNvPr id="0" name="Picture 33"/>
+                    <pic:cNvPicPr>
+                      <a:picLocks noChangeAspect="1" noChangeArrowheads="1"/>
+                    </pic:cNvPicPr>
+                  </pic:nvPicPr>
+                  <pic:blipFill>
+                    <a:blip r:embed="rId15">
+                      <a:extLst>
+                        <a:ext uri="{28A0092B-C50C-407E-A947-70E740481C1C}">
+                          <a14:useLocalDpi xmlns:a14="http://schemas.microsoft.com/office/drawing/2010/main" val="0"/>
+                        </a:ext>
+                      </a:extLst>
+                    </a:blip>
+                    <a:srcRect/>
+                    <a:stretch>
+                      <a:fillRect/>
+                    </a:stretch>
+                  </pic:blipFill>
+                  <pic:spPr bwMode="auto">
+                    <a:xfrm>
+                      <a:off x="0" y="0"/>
+                      <a:ext cx="4191000" cy="571500"/>
+                    </a:xfrm>
+                    <a:prstGeom prst="rect">
+                      <a:avLst/>
+                    </a:prstGeom>
+                    <a:noFill/>
+                    <a:ln>
+                      <a:noFill/>
+                    </a:ln>
+                  </pic:spPr>
+                </pic:pic>
+              </a:graphicData>
+            </a:graphic>
+          </wp:inline>
+        </w:drawing>
+      </w:r>
+    </w:p>
+    <w:p>
+      <w:pPr>
+        <w:jc w:val="left"/>
+        <w:rPr>
+          <w:b/>
+          <w:sz w:val="22"/>
+        </w:rPr>
+      </w:pPr>
+      <w:r>
+        <w:rPr>
+          <w:b/>
+          <w:sz w:val="22"/>
+        </w:rPr>
+        <w:t>이렇게 글씨 렌더링과 글자 들은 따로 뽑아서</w:t>
+      </w:r>
+    </w:p>
+    <w:p>
+      <w:pPr>
+        <w:jc w:val="left"/>
+        <w:rPr>
+          <w:b/>
+          <w:sz w:val="22"/>
+        </w:rPr>
+      </w:pPr>
+      <w:r>
+        <w:rPr>
+          <w:b/>
+          <w:sz w:val="22"/>
+        </w:rPr>
+        <w:lastRenderedPageBreak/>
+        <w:drawing>
+          <wp:inline distT="0" distB="0" distL="0" distR="0" wp14:anchorId="6F955F1A" wp14:editId="0F5A8F7F">
+            <wp:extent cx="6645910" cy="3700145"/>
+            <wp:effectExtent l="0" t="0" r="2540" b="0"/>
+            <wp:docPr id="854255459" name="그림 9"/>
+            <wp:cNvGraphicFramePr>
+              <a:graphicFrameLocks xmlns:a="http://schemas.openxmlformats.org/drawingml/2006/main" noChangeAspect="1"/>
+            </wp:cNvGraphicFramePr>
+            <a:graphic xmlns:a="http://schemas.openxmlformats.org/drawingml/2006/main">
+              <a:graphicData uri="http://schemas.openxmlformats.org/drawingml/2006/picture">
+                <pic:pic xmlns:pic="http://schemas.openxmlformats.org/drawingml/2006/picture">
+                  <pic:nvPicPr>
+                    <pic:cNvPr id="0" name="Picture 34"/>
+                    <pic:cNvPicPr>
+                      <a:picLocks noChangeAspect="1" noChangeArrowheads="1"/>
+                    </pic:cNvPicPr>
+                  </pic:nvPicPr>
+                  <pic:blipFill>
+                    <a:blip r:embed="rId16">
+                      <a:extLst>
+                        <a:ext uri="{28A0092B-C50C-407E-A947-70E740481C1C}">
+                          <a14:useLocalDpi xmlns:a14="http://schemas.microsoft.com/office/drawing/2010/main" val="0"/>
+                        </a:ext>
+                      </a:extLst>
+                    </a:blip>
+                    <a:srcRect/>
+                    <a:stretch>
+                      <a:fillRect/>
+                    </a:stretch>
+                  </pic:blipFill>
+                  <pic:spPr bwMode="auto">
+                    <a:xfrm>
+                      <a:off x="0" y="0"/>
+                      <a:ext cx="6645910" cy="3700145"/>
+                    </a:xfrm>
+                    <a:prstGeom prst="rect">
+                      <a:avLst/>
+                    </a:prstGeom>
+                    <a:noFill/>
+                    <a:ln>
+                      <a:noFill/>
+                    </a:ln>
+                  </pic:spPr>
+                </pic:pic>
+              </a:graphicData>
+            </a:graphic>
+          </wp:inline>
+        </w:drawing>
+      </w:r>
+    </w:p>
+    <w:p>
+      <w:pPr>
+        <w:jc w:val="left"/>
+        <w:rPr>
+          <w:b/>
+          <w:sz w:val="22"/>
+        </w:rPr>
+      </w:pPr>
+      <w:r>
+        <w:rPr>
+          <w:b/>
+          <w:sz w:val="22"/>
+        </w:rPr>
+        <w:t>해당 ui에 렌더링 되도록 수정</w:t>
+      </w:r>
+    </w:p>
+    <w:p>
+      <w:pPr>
+        <w:jc w:val="left"/>
+        <w:rPr>
+          <w:b/>
+          <w:sz w:val="22"/>
+        </w:rPr>
+      </w:pPr>
+      <w:r>
+        <w:rPr>
+          <w:b/>
+          <w:sz w:val="22"/>
+        </w:rPr>
+        <w:drawing>
+          <wp:inline distT="0" distB="0" distL="0" distR="0" wp14:anchorId="506E5BD6" wp14:editId="2F8CFC7A">
+            <wp:extent cx="6645910" cy="4884420"/>
+            <wp:effectExtent l="0" t="0" r="2540" b="0"/>
+            <wp:docPr id="1929906654" name="그림 8"/>
+            <wp:cNvGraphicFramePr>
+              <a:graphicFrameLocks xmlns:a="http://schemas.openxmlformats.org/drawingml/2006/main" noChangeAspect="1"/>
+            </wp:cNvGraphicFramePr>
+            <a:graphic xmlns:a="http://schemas.openxmlformats.org/drawingml/2006/main">
+              <a:graphicData uri="http://schemas.openxmlformats.org/drawingml/2006/picture">
+                <pic:pic xmlns:pic="http://schemas.openxmlformats.org/drawingml/2006/picture">
+                  <pic:nvPicPr>
+                    <pic:cNvPr id="0" name="Picture 35"/>
+                    <pic:cNvPicPr>
+                      <a:picLocks noChangeAspect="1" noChangeArrowheads="1"/>
+                    </pic:cNvPicPr>
+                  </pic:nvPicPr>
+                  <pic:blipFill>
+                    <a:blip r:embed="rId17">
+                      <a:extLst>
+                        <a:ext uri="{28A0092B-C50C-407E-A947-70E740481C1C}">
+                          <a14:useLocalDpi xmlns:a14="http://schemas.microsoft.com/office/drawing/2010/main" val="0"/>
+                        </a:ext>
+                      </a:extLst>
+                    </a:blip>
+                    <a:srcRect/>
+                    <a:stretch>
+                      <a:fillRect/>
+                    </a:stretch>
+                  </pic:blipFill>
+                  <pic:spPr bwMode="auto">
+                    <a:xfrm>
+                      <a:off x="0" y="0"/>
+                      <a:ext cx="6645910" cy="4884420"/>
+                    </a:xfrm>
+                    <a:prstGeom prst="rect">
+                      <a:avLst/>
+                    </a:prstGeom>
+                    <a:noFill/>
+                    <a:ln>
+                      <a:noFill/>
+                    </a:ln>
+                  </pic:spPr>
+                </pic:pic>
+              </a:graphicData>
+            </a:graphic>
+          </wp:inline>
+        </w:drawing>
+      </w:r>
+    </w:p>
+    <w:p>
+      <w:pPr>
+        <w:jc w:val="left"/>
+        <w:rPr>
+          <w:b/>
+          <w:sz w:val="22"/>
+        </w:rPr>
+      </w:pPr>
+      <w:r>
+        <w:rPr>
+          <w:b/>
+          <w:sz w:val="22"/>
+        </w:rPr>
+        <w:t>또한 서버에서 ui를 받아 제작하도록 수정</w:t>
+      </w:r>
+    </w:p>
+    <w:p>
+      <w:pPr>
+        <w:jc w:val="left"/>
+        <w:rPr>
+          <w:b/>
+          <w:sz w:val="22"/>
+        </w:rPr>
+      </w:pPr>
+      <w:r>
+        <w:rPr>
+          <w:b/>
+          <w:sz w:val="22"/>
+        </w:rPr>
+        <w:lastRenderedPageBreak/>
+        <w:drawing>
+          <wp:inline distT="0" distB="0" distL="0" distR="0" wp14:anchorId="34C5F018" wp14:editId="62A810EE">
+            <wp:extent cx="3670300" cy="869950"/>
+            <wp:effectExtent l="0" t="0" r="6350" b="6350"/>
+            <wp:docPr id="1326479484" name="그림 7"/>
+            <wp:cNvGraphicFramePr>
+              <a:graphicFrameLocks xmlns:a="http://schemas.openxmlformats.org/drawingml/2006/main" noChangeAspect="1"/>
+            </wp:cNvGraphicFramePr>
+            <a:graphic xmlns:a="http://schemas.openxmlformats.org/drawingml/2006/main">
+              <a:graphicData uri="http://schemas.openxmlformats.org/drawingml/2006/picture">
+                <pic:pic xmlns:pic="http://schemas.openxmlformats.org/drawingml/2006/picture">
+                  <pic:nvPicPr>
+                    <pic:cNvPr id="0" name="Picture 36"/>
+                    <pic:cNvPicPr>
+                      <a:picLocks noChangeAspect="1" noChangeArrowheads="1"/>
+                    </pic:cNvPicPr>
+                  </pic:nvPicPr>
+                  <pic:blipFill>
+                    <a:blip r:embed="rId18">
+                      <a:extLst>
+                        <a:ext uri="{28A0092B-C50C-407E-A947-70E740481C1C}">
+                          <a14:useLocalDpi xmlns:a14="http://schemas.microsoft.com/office/drawing/2010/main" val="0"/>
+                        </a:ext>
+                      </a:extLst>
+                    </a:blip>
+                    <a:srcRect/>
+                    <a:stretch>
+                      <a:fillRect/>
+                    </a:stretch>
+                  </pic:blipFill>
+                  <pic:spPr bwMode="auto">
+                    <a:xfrm>
+                      <a:off x="0" y="0"/>
+                      <a:ext cx="3670300" cy="869950"/>
+                    </a:xfrm>
+                    <a:prstGeom prst="rect">
+                      <a:avLst/>
+                    </a:prstGeom>
+                    <a:noFill/>
+                    <a:ln>
+                      <a:noFill/>
+                    </a:ln>
+                  </pic:spPr>
+                </pic:pic>
+              </a:graphicData>
+            </a:graphic>
+          </wp:inline>
+        </w:drawing>
+      </w:r>
+    </w:p>
+    <w:p>
+      <w:pPr>
+        <w:jc w:val="left"/>
+        <w:rPr>
+          <w:b/>
+          <w:sz w:val="22"/>
+        </w:rPr>
+      </w:pPr>
+      <w:r>
+        <w:rPr>
+          <w:b/>
+          <w:sz w:val="22"/>
+        </w:rPr>
+        <w:t xml:space="preserve">실시간으로 숫자 바뀌는 </w:t>
+      </w:r>
+      <w:proofErr w:type="gramStart"/>
+      <w:r>
+        <w:rPr>
+          <w:b/>
+          <w:sz w:val="22"/>
+        </w:rPr>
+        <w:t>것 까지</w:t>
+      </w:r>
+      <w:proofErr w:type="gramEnd"/>
+      <w:r>
+        <w:rPr>
+          <w:b/>
+          <w:sz w:val="22"/>
+        </w:rPr>
+        <w:t xml:space="preserve"> 완료</w:t>
+      </w:r>
+    </w:p>
+    <w:p>
+      <w:pPr>
+        <w:jc w:val="left"/>
+        <w:rPr>
+          <w:b/>
+          <w:sz w:val="22"/>
+        </w:rPr>
+      </w:pPr>
+    </w:p>
+    <w:p>
+      <w:pPr>
+        <w:jc w:val="left"/>
+        <w:rPr>
+          <w:b/>
+          <w:sz w:val="24"/>
+          <w:szCs w:val="24"/>
+        </w:rPr>
+      </w:pPr>
+      <w:r>
+        <w:rPr>
+          <w:b/>
+          <w:bCs/>
+          <w:sz w:val="24"/>
+          <w:szCs w:val="24"/>
+        </w:rPr>
+        <w:t xml:space="preserve">클라이언트 창 모드 </w:t>
+      </w:r>
+      <w:proofErr w:type="gramStart"/>
+      <w:r>
+        <w:rPr>
+          <w:b/>
+          <w:bCs/>
+          <w:sz w:val="24"/>
+          <w:szCs w:val="24"/>
+        </w:rPr>
+        <w:t>&lt; -</w:t>
+      </w:r>
+      <w:proofErr w:type="gramEnd"/>
+      <w:r>
+        <w:rPr>
+          <w:b/>
+          <w:bCs/>
+          <w:sz w:val="24"/>
+          <w:szCs w:val="24"/>
+        </w:rPr>
+        <w:t xml:space="preserve"> &gt; 전체 창 모드 변환 시 발생하는 문제들 해결</w:t>
+      </w:r>
+    </w:p>
+    <w:p>
+      <w:pPr>
+        <w:jc w:val="left"/>
+        <w:rPr>
+          <w:b/>
+          <w:sz w:val="22"/>
+        </w:rPr>
+      </w:pPr>
+      <w:r>
+        <w:rPr>
+          <w:b/>
+          <w:sz w:val="22"/>
+        </w:rPr>
+        <w:t>클라이언트 창 모드 변경 시 기존 클라이언트 창의 크기와 실제 창의 크기가 달라지면서, 기존 F 상호작용키 UI의 위치와 카메라의 각도가 틀어지는 문제가 발생</w:t>
+      </w:r>
+    </w:p>
+    <w:p>
+      <w:pPr>
+        <w:jc w:val="left"/>
+        <w:rPr>
+          <w:b/>
+          <w:sz w:val="22"/>
+        </w:rPr>
+      </w:pPr>
+      <w:r>
+        <w:rPr>
+          <w:b/>
+          <w:sz w:val="22"/>
+        </w:rPr>
+        <w:drawing>
+          <wp:inline distT="0" distB="0" distL="0" distR="0" wp14:anchorId="57BEED64" wp14:editId="2E3FE715">
+            <wp:extent cx="6645910" cy="4192905"/>
+            <wp:effectExtent l="0" t="0" r="2540" b="0"/>
+            <wp:docPr id="280881410" name="그림 16"/>
+            <wp:cNvGraphicFramePr>
+              <a:graphicFrameLocks xmlns:a="http://schemas.openxmlformats.org/drawingml/2006/main" noChangeAspect="1"/>
+            </wp:cNvGraphicFramePr>
+            <a:graphic xmlns:a="http://schemas.openxmlformats.org/drawingml/2006/main">
+              <a:graphicData uri="http://schemas.openxmlformats.org/drawingml/2006/picture">
+                <pic:pic xmlns:pic="http://schemas.openxmlformats.org/drawingml/2006/picture">
+                  <pic:nvPicPr>
+                    <pic:cNvPr id="0" name="Picture 53"/>
+                    <pic:cNvPicPr>
+                      <a:picLocks noChangeAspect="1" noChangeArrowheads="1"/>
+                    </pic:cNvPicPr>
+                  </pic:nvPicPr>
+                  <pic:blipFill>
+                    <a:blip r:embed="rId19">
+                      <a:extLst>
+                        <a:ext uri="{28A0092B-C50C-407E-A947-70E740481C1C}">
+                          <a14:useLocalDpi xmlns:a14="http://schemas.microsoft.com/office/drawing/2010/main" val="0"/>
+                        </a:ext>
+                      </a:extLst>
+                    </a:blip>
+                    <a:srcRect/>
+                    <a:stretch>
+                      <a:fillRect/>
+                    </a:stretch>
+                  </pic:blipFill>
+                  <pic:spPr bwMode="auto">
+                    <a:xfrm>
+                      <a:off x="0" y="0"/>
+                      <a:ext cx="6645910" cy="4192905"/>
+                    </a:xfrm>
+                    <a:prstGeom prst="rect">
+                      <a:avLst/>
+                    </a:prstGeom>
+                    <a:noFill/>
+                    <a:ln>
+                      <a:noFill/>
+                    </a:ln>
+                  </pic:spPr>
+                </pic:pic>
+              </a:graphicData>
+            </a:graphic>
+          </wp:inline>
+        </w:drawing>
+      </w:r>
+    </w:p>
+    <w:p>
+      <w:pPr>
+        <w:jc w:val="left"/>
+        <w:rPr>
+          <w:b/>
+          <w:sz w:val="22"/>
+        </w:rPr>
+      </w:pPr>
+      <w:r>
+        <w:rPr>
+          <w:b/>
+          <w:sz w:val="22"/>
+        </w:rPr>
+        <w:t>해당 크기를 클라이언트 창 크기에 맞게 맞춰주며 문제를 해결</w:t>
+      </w:r>
+    </w:p>
+    <w:p>
+      <w:pPr>
+        <w:jc w:val="left"/>
+        <w:rPr>
+          <w:b/>
+          <w:sz w:val="22"/>
+        </w:rPr>
+      </w:pPr>
+      <w:r>
+        <w:rPr>
+          <w:b/>
+          <w:sz w:val="22"/>
+        </w:rPr>
+        <w:lastRenderedPageBreak/>
+        <w:drawing>
+          <wp:inline distT="0" distB="0" distL="0" distR="0" wp14:anchorId="52A5EA12" wp14:editId="5CB8DA0F">
+            <wp:extent cx="6645910" cy="5911850"/>
+            <wp:effectExtent l="0" t="0" r="2540" b="0"/>
+            <wp:docPr id="958689280" name="그림 15"/>
+            <wp:cNvGraphicFramePr>
+              <a:graphicFrameLocks xmlns:a="http://schemas.openxmlformats.org/drawingml/2006/main" noChangeAspect="1"/>
+            </wp:cNvGraphicFramePr>
+            <a:graphic xmlns:a="http://schemas.openxmlformats.org/drawingml/2006/main">
+              <a:graphicData uri="http://schemas.openxmlformats.org/drawingml/2006/picture">
+                <pic:pic xmlns:pic="http://schemas.openxmlformats.org/drawingml/2006/picture">
+                  <pic:nvPicPr>
+                    <pic:cNvPr id="0" name="Picture 54"/>
+                    <pic:cNvPicPr>
+                      <a:picLocks noChangeAspect="1" noChangeArrowheads="1"/>
+                    </pic:cNvPicPr>
+                  </pic:nvPicPr>
+                  <pic:blipFill>
+                    <a:blip r:embed="rId20">
+                      <a:extLst>
+                        <a:ext uri="{28A0092B-C50C-407E-A947-70E740481C1C}">
+                          <a14:useLocalDpi xmlns:a14="http://schemas.microsoft.com/office/drawing/2010/main" val="0"/>
+                        </a:ext>
+                      </a:extLst>
+                    </a:blip>
+                    <a:srcRect/>
+                    <a:stretch>
+                      <a:fillRect/>
+                    </a:stretch>
+                  </pic:blipFill>
+                  <pic:spPr bwMode="auto">
+                    <a:xfrm>
+                      <a:off x="0" y="0"/>
+                      <a:ext cx="6645910" cy="5911850"/>
+                    </a:xfrm>
+                    <a:prstGeom prst="rect">
+                      <a:avLst/>
+                    </a:prstGeom>
+                    <a:noFill/>
+                    <a:ln>
+                      <a:noFill/>
+                    </a:ln>
+                  </pic:spPr>
+                </pic:pic>
+              </a:graphicData>
+            </a:graphic>
+          </wp:inline>
+        </w:drawing>
+      </w:r>
+    </w:p>
+    <w:p>
+      <w:pPr>
+        <w:jc w:val="left"/>
+        <w:rPr>
+          <w:b/>
+          <w:sz w:val="22"/>
+        </w:rPr>
+      </w:pPr>
+      <w:r>
+        <w:rPr>
+          <w:b/>
+          <w:sz w:val="22"/>
+        </w:rPr>
+        <w:t>카메라 틀어짐 문제는 클라이언트의 마우스 중앙값 계산 로직이 새로운 클라이언트의 영역을 고려하도록 다시 구현하여 문제를 해결</w:t>
+      </w:r>
+    </w:p>
+    <w:p>
+      <w:pPr>
+        <w:jc w:val="left"/>
+        <w:rPr>
           <w:b/>
           <w:sz w:val="22"/>
         </w:rPr>
@@ -1084,7 +1826,6 @@
         <w:autoSpaceDE/>
         <w:autoSpaceDN/>
         <w:rPr>
-          <w:rFonts w:hint="eastAsia"/>
           <w:b/>
           <w:sz w:val="22"/>
         </w:rPr>
@@ -1274,9 +2015,6 @@
           <w:p>
             <w:pPr>
               <w:jc w:val="center"/>
-              <w:rPr>
-                <w:rFonts w:hint="eastAsia"/>
-              </w:rPr>
             </w:pPr>
             <w:r>
               <w:rPr>
@@ -1353,6 +2091,7 @@
                 <w:b/>
                 <w:sz w:val="22"/>
               </w:rPr>
+              <w:lastRenderedPageBreak/>
               <w:t>다음주 할 일</w:t>
             </w:r>
           </w:p>

--- a/작업일지/44주차.docx
+++ b/작업일지/44주차.docx
@@ -463,7 +463,7 @@
           <w:p>
             <w:pPr>
               <w:rPr>
-                <w:rFonts w:ascii="맑은 고딕" w:eastAsia="맑은 고딕" w:hAnsi="맑은 고딕" w:hint="eastAsia"/>
+                <w:rFonts w:ascii="맑은 고딕" w:eastAsia="맑은 고딕" w:hAnsi="맑은 고딕"/>
                 <w:b/>
                 <w:bCs/>
                 <w:u w:val="single"/>
@@ -476,27 +476,64 @@
                 <w:bCs/>
                 <w:u w:val="single"/>
               </w:rPr>
-              <w:t xml:space="preserve">클라이언트 창 모드 </w:t>
+              <w:t>클라이언트 창 모드 &lt; - &gt; 전체 창 모드 변환 시 발생하는 문제들 해결</w:t>
             </w:r>
-            <w:proofErr w:type="gramStart"/>
-            <w:r>
+          </w:p>
+          <w:p>
+            <w:pPr>
               <w:rPr>
                 <w:rFonts w:ascii="맑은 고딕" w:eastAsia="맑은 고딕" w:hAnsi="맑은 고딕"/>
                 <w:b/>
                 <w:bCs/>
                 <w:u w:val="single"/>
               </w:rPr>
-              <w:t>&lt; -</w:t>
-            </w:r>
-            <w:proofErr w:type="gramEnd"/>
+            </w:pPr>
             <w:r>
               <w:rPr>
-                <w:rFonts w:ascii="맑은 고딕" w:eastAsia="맑은 고딕" w:hAnsi="맑은 고딕"/>
+                <w:rFonts w:ascii="맑은 고딕" w:eastAsia="맑은 고딕" w:hAnsi="맑은 고딕" w:hint="eastAsia"/>
                 <w:b/>
                 <w:bCs/>
                 <w:u w:val="single"/>
               </w:rPr>
-              <w:t xml:space="preserve"> &gt; 전체 창 모드 변환 시 발생하는 문제들 해결</w:t>
+              <w:t>NPC 스폰 문제 해결</w:t>
+            </w:r>
+          </w:p>
+          <w:p>
+            <w:pPr>
+              <w:rPr>
+                <w:rFonts w:ascii="맑은 고딕" w:eastAsia="맑은 고딕" w:hAnsi="맑은 고딕"/>
+                <w:b/>
+                <w:bCs/>
+                <w:u w:val="single"/>
+              </w:rPr>
+            </w:pPr>
+            <w:r>
+              <w:rPr>
+                <w:rFonts w:ascii="맑은 고딕" w:eastAsia="맑은 고딕" w:hAnsi="맑은 고딕" w:hint="eastAsia"/>
+                <w:b/>
+                <w:bCs/>
+                <w:u w:val="single"/>
+              </w:rPr>
+              <w:t>퀘스트 연동 + NPC 생성 및 배치 + AI 로직 개선 + NavMesh추가</w:t>
+            </w:r>
+          </w:p>
+          <w:p>
+            <w:pPr>
+              <w:rPr>
+                <w:rFonts w:ascii="맑은 고딕" w:eastAsia="맑은 고딕" w:hAnsi="맑은 고딕" w:hint="eastAsia"/>
+                <w:b/>
+                <w:bCs/>
+                <w:u w:val="single"/>
+              </w:rPr>
+            </w:pPr>
+            <w:r>
+              <w:rPr>
+                <w:rFonts w:ascii="맑은 고딕" w:eastAsia="맑은 고딕" w:hAnsi="맑은 고딕" w:hint="eastAsia"/>
+                <w:b/>
+                <w:bCs/>
+                <w:u w:val="single"/>
+              </w:rPr>
+              <w:t>플레이어 대쉬, 점프, 상호작용 기능 추가</w:t>
             </w:r>
           </w:p>
         </w:tc>
@@ -1040,6 +1077,7 @@
       <w:r>
         <w:rPr>
           <w:b/>
+          <w:noProof/>
           <w:sz w:val="22"/>
         </w:rPr>
         <w:drawing>
@@ -1135,6 +1173,7 @@
       <w:r>
         <w:rPr>
           <w:b/>
+          <w:noProof/>
           <w:sz w:val="22"/>
         </w:rPr>
         <w:lastRenderedPageBreak/>
@@ -1264,6 +1303,7 @@
       <w:r>
         <w:rPr>
           <w:b/>
+          <w:noProof/>
           <w:sz w:val="22"/>
         </w:rPr>
         <w:drawing>
@@ -1343,6 +1383,7 @@
       <w:r>
         <w:rPr>
           <w:b/>
+          <w:noProof/>
           <w:sz w:val="22"/>
         </w:rPr>
         <w:lastRenderedPageBreak/>
@@ -1423,6 +1464,7 @@
       <w:r>
         <w:rPr>
           <w:b/>
+          <w:noProof/>
           <w:sz w:val="22"/>
         </w:rPr>
         <w:drawing>
@@ -1502,6 +1544,7 @@
       <w:r>
         <w:rPr>
           <w:b/>
+          <w:noProof/>
           <w:sz w:val="22"/>
         </w:rPr>
         <w:lastRenderedPageBreak/>
@@ -1568,23 +1611,7 @@
           <w:b/>
           <w:sz w:val="22"/>
         </w:rPr>
-        <w:t xml:space="preserve">실시간으로 숫자 바뀌는 </w:t>
-      </w:r>
-      <w:proofErr w:type="gramStart"/>
-      <w:r>
-        <w:rPr>
-          <w:b/>
-          <w:sz w:val="22"/>
-        </w:rPr>
-        <w:t>것 까지</w:t>
-      </w:r>
-      <w:proofErr w:type="gramEnd"/>
-      <w:r>
-        <w:rPr>
-          <w:b/>
-          <w:sz w:val="22"/>
-        </w:rPr>
-        <w:t xml:space="preserve"> 완료</w:t>
+        <w:t>실시간으로 숫자 바뀌는 것 까지 완료</w:t>
       </w:r>
     </w:p>
     <w:p>
@@ -1612,27 +1639,7 @@
           <w:sz w:val="24"/>
           <w:szCs w:val="24"/>
         </w:rPr>
-        <w:t xml:space="preserve">클라이언트 창 모드 </w:t>
-      </w:r>
-      <w:proofErr w:type="gramStart"/>
-      <w:r>
-        <w:rPr>
-          <w:b/>
-          <w:bCs/>
-          <w:sz w:val="24"/>
-          <w:szCs w:val="24"/>
-        </w:rPr>
-        <w:t>&lt; -</w:t>
-      </w:r>
-      <w:proofErr w:type="gramEnd"/>
-      <w:r>
-        <w:rPr>
-          <w:b/>
-          <w:bCs/>
-          <w:sz w:val="24"/>
-          <w:szCs w:val="24"/>
-        </w:rPr>
-        <w:t xml:space="preserve"> &gt; 전체 창 모드 변환 시 발생하는 문제들 해결</w:t>
+        <w:t>클라이언트 창 모드 &lt; - &gt; 전체 창 모드 변환 시 발생하는 문제들 해결</w:t>
       </w:r>
     </w:p>
     <w:p>
@@ -1662,6 +1669,7 @@
       <w:r>
         <w:rPr>
           <w:b/>
+          <w:noProof/>
           <w:sz w:val="22"/>
         </w:rPr>
         <w:drawing>
@@ -1741,6 +1749,7 @@
       <w:r>
         <w:rPr>
           <w:b/>
+          <w:noProof/>
           <w:sz w:val="22"/>
         </w:rPr>
         <w:lastRenderedPageBreak/>
@@ -1812,12 +1821,306 @@
     </w:p>
     <w:p>
       <w:pPr>
+        <w:rPr>
+          <w:rFonts w:ascii="맑은 고딕" w:eastAsia="맑은 고딕" w:hAnsi="맑은 고딕"/>
+          <w:b/>
+          <w:bCs/>
+        </w:rPr>
+      </w:pPr>
+      <w:r>
+        <w:rPr>
+          <w:rFonts w:ascii="맑은 고딕" w:eastAsia="맑은 고딕" w:hAnsi="맑은 고딕" w:hint="eastAsia"/>
+          <w:b/>
+          <w:bCs/>
+        </w:rPr>
+        <w:t>NPC 스폰 문제 해결</w:t>
+      </w:r>
+    </w:p>
+    <w:p>
+      <w:pPr>
+        <w:pStyle w:val="a3"/>
+        <w:numPr>
+          <w:ilvl w:val="0"/>
+          <w:numId w:val="12"/>
+        </w:numPr>
+        <w:ind w:leftChars="0"/>
         <w:jc w:val="left"/>
         <w:rPr>
           <w:b/>
           <w:sz w:val="22"/>
         </w:rPr>
       </w:pPr>
+      <w:r>
+        <w:rPr>
+          <w:b/>
+          <w:sz w:val="22"/>
+        </w:rPr>
+        <w:t>스폰시 안전한 땅 위치 찾는다고 너무 멀리 떨어지는 버그 존재했음 그거 수정함</w:t>
+      </w:r>
+    </w:p>
+    <w:p>
+      <w:pPr>
+        <w:rPr>
+          <w:rFonts w:ascii="맑은 고딕" w:eastAsia="맑은 고딕" w:hAnsi="맑은 고딕"/>
+          <w:b/>
+          <w:bCs/>
+        </w:rPr>
+      </w:pPr>
+      <w:r>
+        <w:rPr>
+          <w:rFonts w:ascii="맑은 고딕" w:eastAsia="맑은 고딕" w:hAnsi="맑은 고딕" w:hint="eastAsia"/>
+          <w:b/>
+          <w:bCs/>
+        </w:rPr>
+        <w:t>퀘스트 연동 + NPC 생성 및 배치 + AI 로직 개선 + NavMesh추가</w:t>
+      </w:r>
+    </w:p>
+    <w:p>
+      <w:pPr>
+        <w:pStyle w:val="a3"/>
+        <w:numPr>
+          <w:ilvl w:val="0"/>
+          <w:numId w:val="11"/>
+        </w:numPr>
+        <w:ind w:leftChars="0"/>
+        <w:rPr>
+          <w:rFonts w:ascii="맑은 고딕" w:eastAsia="맑은 고딕" w:hAnsi="맑은 고딕"/>
+          <w:b/>
+          <w:bCs/>
+        </w:rPr>
+      </w:pPr>
+      <w:r>
+        <w:rPr>
+          <w:rFonts w:ascii="맑은 고딕" w:eastAsia="맑은 고딕" w:hAnsi="맑은 고딕"/>
+          <w:b/>
+          <w:bCs/>
+        </w:rPr>
+        <w:t xml:space="preserve">Room.cpp: </w:t>
+      </w:r>
+      <w:r>
+        <w:rPr>
+          <w:rFonts w:ascii="맑은 고딕" w:eastAsia="맑은 고딕" w:hAnsi="맑은 고딕" w:hint="eastAsia"/>
+          <w:b/>
+          <w:bCs/>
+        </w:rPr>
+        <w:t xml:space="preserve"> </w:t>
+      </w:r>
+      <w:r>
+        <w:rPr>
+          <w:rFonts w:ascii="맑은 고딕" w:eastAsia="맑은 고딕" w:hAnsi="맑은 고딕"/>
+          <w:b/>
+          <w:bCs/>
+        </w:rPr>
+        <w:t xml:space="preserve">spawn_npc 함수 리팩토링: 다수의 NPC 생성 지원. </w:t>
+      </w:r>
+    </w:p>
+    <w:p>
+      <w:pPr>
+        <w:pStyle w:val="a3"/>
+        <w:numPr>
+          <w:ilvl w:val="0"/>
+          <w:numId w:val="11"/>
+        </w:numPr>
+        <w:ind w:leftChars="0"/>
+        <w:rPr>
+          <w:rFonts w:ascii="맑은 고딕" w:eastAsia="맑은 고딕" w:hAnsi="맑은 고딕"/>
+          <w:b/>
+          <w:bCs/>
+        </w:rPr>
+      </w:pPr>
+      <w:r>
+        <w:rPr>
+          <w:rFonts w:ascii="맑은 고딕" w:eastAsia="맑은 고딕" w:hAnsi="맑은 고딕"/>
+          <w:b/>
+          <w:bCs/>
+        </w:rPr>
+        <w:t xml:space="preserve">Lua 데이터를 활용한 동적 스폰 로직 추가. </w:t>
+      </w:r>
+    </w:p>
+    <w:p>
+      <w:pPr>
+        <w:pStyle w:val="a3"/>
+        <w:numPr>
+          <w:ilvl w:val="0"/>
+          <w:numId w:val="11"/>
+        </w:numPr>
+        <w:ind w:leftChars="0"/>
+        <w:rPr>
+          <w:rFonts w:ascii="맑은 고딕" w:eastAsia="맑은 고딕" w:hAnsi="맑은 고딕"/>
+          <w:b/>
+          <w:bCs/>
+        </w:rPr>
+      </w:pPr>
+      <w:r>
+        <w:rPr>
+          <w:rFonts w:ascii="맑은 고딕" w:eastAsia="맑은 고딕" w:hAnsi="맑은 고딕"/>
+          <w:b/>
+          <w:bCs/>
+        </w:rPr>
+        <w:t xml:space="preserve">새로운 NPC 타입(`MagicGuard`, `QuestNPC`) 생성 로직 추가. </w:t>
+      </w:r>
+    </w:p>
+    <w:p>
+      <w:pPr>
+        <w:pStyle w:val="a3"/>
+        <w:numPr>
+          <w:ilvl w:val="0"/>
+          <w:numId w:val="11"/>
+        </w:numPr>
+        <w:ind w:leftChars="0"/>
+        <w:rPr>
+          <w:rFonts w:ascii="맑은 고딕" w:eastAsia="맑은 고딕" w:hAnsi="맑은 고딕"/>
+          <w:b/>
+          <w:bCs/>
+        </w:rPr>
+      </w:pPr>
+      <w:r>
+        <w:rPr>
+          <w:rFonts w:ascii="맑은 고딕" w:eastAsia="맑은 고딕" w:hAnsi="맑은 고딕"/>
+          <w:b/>
+          <w:bCs/>
+        </w:rPr>
+        <w:t xml:space="preserve">안전한 스폰 위치 탐색 및 물리 컨트롤러 초기화 개선. </w:t>
+      </w:r>
+    </w:p>
+    <w:p>
+      <w:pPr>
+        <w:pStyle w:val="a3"/>
+        <w:numPr>
+          <w:ilvl w:val="0"/>
+          <w:numId w:val="11"/>
+        </w:numPr>
+        <w:ind w:leftChars="0"/>
+        <w:rPr>
+          <w:rFonts w:ascii="맑은 고딕" w:eastAsia="맑은 고딕" w:hAnsi="맑은 고딕"/>
+          <w:b/>
+          <w:bCs/>
+        </w:rPr>
+      </w:pPr>
+      <w:r>
+        <w:rPr>
+          <w:rFonts w:ascii="맑은 고딕" w:eastAsia="맑은 고딕" w:hAnsi="맑은 고딕"/>
+          <w:b/>
+          <w:bCs/>
+        </w:rPr>
+        <w:t xml:space="preserve">퀘스트 진행 업데이트 시 클라이언트 동기화 로직 추가. </w:t>
+      </w:r>
+    </w:p>
+    <w:p>
+      <w:pPr>
+        <w:pStyle w:val="a3"/>
+        <w:numPr>
+          <w:ilvl w:val="0"/>
+          <w:numId w:val="11"/>
+        </w:numPr>
+        <w:ind w:leftChars="0"/>
+        <w:rPr>
+          <w:rFonts w:ascii="맑은 고딕" w:eastAsia="맑은 고딕" w:hAnsi="맑은 고딕"/>
+          <w:b/>
+          <w:bCs/>
+        </w:rPr>
+      </w:pPr>
+      <w:r>
+        <w:rPr>
+          <w:rFonts w:ascii="맑은 고딕" w:eastAsia="맑은 고딕" w:hAnsi="맑은 고딕"/>
+          <w:b/>
+          <w:bCs/>
+        </w:rPr>
+        <w:t xml:space="preserve">BT_Nodes.cpp, BT_Nodes.h: NPC AI 확장: 테더 범위 조건 및 랜덤 목표 설정 로직 추가. </w:t>
+      </w:r>
+    </w:p>
+    <w:p>
+      <w:pPr>
+        <w:pStyle w:val="a3"/>
+        <w:numPr>
+          <w:ilvl w:val="0"/>
+          <w:numId w:val="11"/>
+        </w:numPr>
+        <w:ind w:leftChars="0"/>
+        <w:rPr>
+          <w:rFonts w:ascii="맑은 고딕" w:eastAsia="맑은 고딕" w:hAnsi="맑은 고딕"/>
+          <w:b/>
+          <w:bCs/>
+        </w:rPr>
+      </w:pPr>
+      <w:r>
+        <w:rPr>
+          <w:rFonts w:ascii="맑은 고딕" w:eastAsia="맑은 고딕" w:hAnsi="맑은 고딕"/>
+          <w:b/>
+          <w:bCs/>
+        </w:rPr>
+        <w:lastRenderedPageBreak/>
+        <w:t xml:space="preserve">공격 쿨타임 및 경로 탐색 실패 처리 로직 개선. </w:t>
+      </w:r>
+    </w:p>
+    <w:p>
+      <w:pPr>
+        <w:pStyle w:val="a3"/>
+        <w:numPr>
+          <w:ilvl w:val="0"/>
+          <w:numId w:val="11"/>
+        </w:numPr>
+        <w:ind w:leftChars="0"/>
+        <w:rPr>
+          <w:rFonts w:ascii="맑은 고딕" w:eastAsia="맑은 고딕" w:hAnsi="맑은 고딕"/>
+          <w:b/>
+          <w:bCs/>
+        </w:rPr>
+      </w:pPr>
+      <w:r>
+        <w:rPr>
+          <w:rFonts w:ascii="맑은 고딕" w:eastAsia="맑은 고딕" w:hAnsi="맑은 고딕"/>
+          <w:b/>
+          <w:bCs/>
+        </w:rPr>
+        <w:t>NPC.cpp: 테더 범위 조건 및 네비메쉬 기반 추격 로직 추가.</w:t>
+      </w:r>
+    </w:p>
+    <w:p>
+      <w:pPr>
+        <w:pStyle w:val="a3"/>
+        <w:numPr>
+          <w:ilvl w:val="0"/>
+          <w:numId w:val="11"/>
+        </w:numPr>
+        <w:ind w:leftChars="0"/>
+        <w:rPr>
+          <w:rFonts w:ascii="맑은 고딕" w:eastAsia="맑은 고딕" w:hAnsi="맑은 고딕"/>
+          <w:b/>
+          <w:bCs/>
+        </w:rPr>
+      </w:pPr>
+      <w:r>
+        <w:rPr>
+          <w:rFonts w:ascii="맑은 고딕" w:eastAsia="맑은 고딕" w:hAnsi="맑은 고딕"/>
+          <w:b/>
+          <w:bCs/>
+        </w:rPr>
+        <w:t xml:space="preserve">NPC 부활 시 블랙보드 초기화 및 비전투 상태 회복 로직 추가. </w:t>
+      </w:r>
+    </w:p>
+    <w:p>
+      <w:pPr>
+        <w:pStyle w:val="a3"/>
+        <w:numPr>
+          <w:ilvl w:val="0"/>
+          <w:numId w:val="11"/>
+        </w:numPr>
+        <w:ind w:leftChars="0"/>
+        <w:rPr>
+          <w:rFonts w:ascii="맑은 고딕" w:eastAsia="맑은 고딕" w:hAnsi="맑은 고딕" w:hint="eastAsia"/>
+          <w:b/>
+          <w:bCs/>
+        </w:rPr>
+      </w:pPr>
+      <w:r>
+        <w:rPr>
+          <w:rFonts w:ascii="맑은 고딕" w:eastAsia="맑은 고딕" w:hAnsi="맑은 고딕"/>
+          <w:b/>
+          <w:bCs/>
+        </w:rPr>
+        <w:t>LuaManager.cpp 함수 추가: Lua 데이터를 활용한 스폰 지원</w:t>
+      </w:r>
     </w:p>
     <w:p>
       <w:pPr>
@@ -1826,10 +2129,103 @@
         <w:autoSpaceDE/>
         <w:autoSpaceDN/>
         <w:rPr>
-          <w:b/>
-          <w:sz w:val="22"/>
-        </w:rPr>
-      </w:pPr>
+          <w:rFonts w:ascii="맑은 고딕" w:eastAsia="맑은 고딕" w:hAnsi="맑은 고딕"/>
+          <w:b/>
+          <w:bCs/>
+        </w:rPr>
+      </w:pPr>
+      <w:r>
+        <w:rPr>
+          <w:rFonts w:ascii="맑은 고딕" w:eastAsia="맑은 고딕" w:hAnsi="맑은 고딕" w:hint="eastAsia"/>
+          <w:b/>
+          <w:bCs/>
+        </w:rPr>
+        <w:t>플레이어 대쉬, 점프, 상호작용 기능 추가</w:t>
+      </w:r>
+    </w:p>
+    <w:p>
+      <w:pPr>
+        <w:pStyle w:val="a3"/>
+        <w:widowControl/>
+        <w:numPr>
+          <w:ilvl w:val="0"/>
+          <w:numId w:val="13"/>
+        </w:numPr>
+        <w:wordWrap/>
+        <w:autoSpaceDE/>
+        <w:autoSpaceDN/>
+        <w:ind w:leftChars="0"/>
+        <w:rPr>
+          <w:b/>
+          <w:sz w:val="22"/>
+        </w:rPr>
+      </w:pPr>
+      <w:r>
+        <w:rPr>
+          <w:b/>
+          <w:sz w:val="22"/>
+        </w:rPr>
+        <w:t>레이어 입력 처리 로직에 대쉬(스페이스바), 점프(F키), 상호작용(E키) 기능을 추가하였습니다. 대쉬는 이동 방향에 따라 회전하거나, 입력이 없을 경우 뒤로 대쉬</w:t>
+      </w:r>
+    </w:p>
+    <w:p>
+      <w:pPr>
+        <w:pStyle w:val="a3"/>
+        <w:widowControl/>
+        <w:numPr>
+          <w:ilvl w:val="0"/>
+          <w:numId w:val="13"/>
+        </w:numPr>
+        <w:wordWrap/>
+        <w:autoSpaceDE/>
+        <w:autoSpaceDN/>
+        <w:ind w:leftChars="0"/>
+        <w:rPr>
+          <w:b/>
+          <w:sz w:val="22"/>
+        </w:rPr>
+      </w:pPr>
+      <w:r>
+        <w:rPr>
+          <w:b/>
+          <w:sz w:val="22"/>
+        </w:rPr>
+        <w:t xml:space="preserve">점프는 지면에서만 수행 가능합니다. </w:t>
+      </w:r>
+    </w:p>
+    <w:p>
+      <w:pPr>
+        <w:pStyle w:val="a3"/>
+        <w:widowControl/>
+        <w:numPr>
+          <w:ilvl w:val="0"/>
+          <w:numId w:val="13"/>
+        </w:numPr>
+        <w:wordWrap/>
+        <w:autoSpaceDE/>
+        <w:autoSpaceDN/>
+        <w:ind w:leftChars="0"/>
+        <w:rPr>
+          <w:rFonts w:hint="eastAsia"/>
+          <w:b/>
+          <w:sz w:val="22"/>
+        </w:rPr>
+      </w:pPr>
+      <w:r>
+        <w:rPr>
+          <w:b/>
+          <w:sz w:val="22"/>
+        </w:rPr>
+        <w:t>상호작용은 레버 근처에서 성공하며, 두 개의 레버가 활성화되면 컷씬 재생 패킷</w:t>
+      </w:r>
+      <w:r>
+        <w:rPr>
+          <w:rFonts w:hint="eastAsia"/>
+          <w:b/>
+          <w:sz w:val="22"/>
+        </w:rPr>
+        <w:t xml:space="preserve"> 브로드캐스트</w:t>
+      </w:r>
     </w:p>
     <w:tbl>
       <w:tblPr>
@@ -2091,7 +2487,6 @@
                 <w:b/>
                 <w:sz w:val="22"/>
               </w:rPr>
-              <w:lastRenderedPageBreak/>
               <w:t>다음주 할 일</w:t>
             </w:r>
           </w:p>
@@ -2242,6 +2637,119 @@
 <file path=word/numbering.xml><?xml version="1.0" encoding="utf-8"?>
 <w:numbering xmlns:wpc="http://schemas.microsoft.com/office/word/2010/wordprocessingCanvas" xmlns:cx="http://schemas.microsoft.com/office/drawing/2014/chartex" xmlns:cx1="http://schemas.microsoft.com/office/drawing/2015/9/8/chartex" xmlns:cx2="http://schemas.microsoft.com/office/drawing/2015/10/21/chartex" xmlns:cx3="http://schemas.microsoft.com/office/drawing/2016/5/9/chartex" xmlns:cx4="http://schemas.microsoft.com/office/drawing/2016/5/10/chartex" xmlns:cx5="http://schemas.microsoft.com/office/drawing/2016/5/11/chartex" xmlns:cx6="http://schemas.microsoft.com/office/drawing/2016/5/12/chartex" xmlns:cx7="http://schemas.microsoft.com/office/drawing/2016/5/13/chartex" xmlns:cx8="http://schemas.microsoft.com/office/drawing/2016/5/14/chartex" xmlns:mc="http://schemas.openxmlformats.org/markup-compatibility/2006" xmlns:aink="http://schemas.microsoft.com/office/drawing/2016/ink" xmlns:am3d="http://schemas.microsoft.com/office/drawing/2017/model3d" xmlns:o="urn:schemas-microsoft-com:office:office" xmlns:oel="http://schemas.microsoft.com/office/2019/extlst" xmlns:r="http://schemas.openxmlformats.org/officeDocument/2006/relationships" xmlns:m="http://schemas.openxmlformats.org/officeDocument/2006/math" xmlns:v="urn:schemas-microsoft-com:vml" xmlns:wp14="http://schemas.microsoft.com/office/word/2010/wordprocessingDrawing" xmlns:wp="http://schemas.openxmlformats.org/drawingml/2006/wordprocessingDrawing" xmlns:w10="urn:schemas-microsoft-com:office:word" xmlns:w="http://schemas.openxmlformats.org/wordprocessingml/2006/main" xmlns:w14="http://schemas.microsoft.com/office/word/2010/wordml" xmlns:w15="http://schemas.microsoft.com/office/word/2012/wordml" xmlns:w16cex="http://schemas.microsoft.com/office/word/2018/wordml/cex" xmlns:w16cid="http://schemas.microsoft.com/office/word/2016/wordml/cid" xmlns:w16="http://schemas.microsoft.com/office/word/2018/wordml" xmlns:w16du="http://schemas.microsoft.com/office/word/2023/wordml/word16du" xmlns:w16sdtdh="http://schemas.microsoft.com/office/word/2020/wordml/sdtdatahash" xmlns:w16sdtfl="http://schemas.microsoft.com/office/word/2024/wordml/sdtformatlock" xmlns:w16se="http://schemas.microsoft.com/office/word/2015/wordml/symex" xmlns:wpg="http://schemas.microsoft.com/office/word/2010/wordprocessingGroup" xmlns:wpi="http://schemas.microsoft.com/office/word/2010/wordprocessingInk" xmlns:wne="http://schemas.microsoft.com/office/word/2006/wordml" xmlns:wps="http://schemas.microsoft.com/office/word/2010/wordprocessingShape" mc:Ignorable="w14 w15 w16se w16cid w16 w16cex w16sdtdh w16sdtfl w16du wp14">
   <w:abstractNum w:abstractNumId="0" w15:restartNumberingAfterBreak="0">
+    <w:nsid w:val="0FBE28EE"/>
+    <w:multiLevelType w:val="hybridMultilevel"/>
+    <w:tmpl w:val="F7DC581C"/>
+    <w:lvl w:ilvl="0" w:tplc="04090001">
+      <w:start w:val="1"/>
+      <w:numFmt w:val="bullet"/>
+      <w:lvlText w:val=""/>
+      <w:lvlJc w:val="left"/>
+      <w:pPr>
+        <w:ind w:left="880" w:hanging="440"/>
+      </w:pPr>
+      <w:rPr>
+        <w:rFonts w:ascii="Wingdings" w:hAnsi="Wingdings" w:hint="default"/>
+      </w:rPr>
+    </w:lvl>
+    <w:lvl w:ilvl="1" w:tplc="04090003" w:tentative="1">
+      <w:start w:val="1"/>
+      <w:numFmt w:val="bullet"/>
+      <w:lvlText w:val=""/>
+      <w:lvlJc w:val="left"/>
+      <w:pPr>
+        <w:ind w:left="1320" w:hanging="440"/>
+      </w:pPr>
+      <w:rPr>
+        <w:rFonts w:ascii="Wingdings" w:hAnsi="Wingdings" w:hint="default"/>
+      </w:rPr>
+    </w:lvl>
+    <w:lvl w:ilvl="2" w:tplc="04090005" w:tentative="1">
+      <w:start w:val="1"/>
+      <w:numFmt w:val="bullet"/>
+      <w:lvlText w:val=""/>
+      <w:lvlJc w:val="left"/>
+      <w:pPr>
+        <w:ind w:left="1760" w:hanging="440"/>
+      </w:pPr>
+      <w:rPr>
+        <w:rFonts w:ascii="Wingdings" w:hAnsi="Wingdings" w:hint="default"/>
+      </w:rPr>
+    </w:lvl>
+    <w:lvl w:ilvl="3" w:tplc="04090001" w:tentative="1">
+      <w:start w:val="1"/>
+      <w:numFmt w:val="bullet"/>
+      <w:lvlText w:val=""/>
+      <w:lvlJc w:val="left"/>
+      <w:pPr>
+        <w:ind w:left="2200" w:hanging="440"/>
+      </w:pPr>
+      <w:rPr>
+        <w:rFonts w:ascii="Wingdings" w:hAnsi="Wingdings" w:hint="default"/>
+      </w:rPr>
+    </w:lvl>
+    <w:lvl w:ilvl="4" w:tplc="04090003" w:tentative="1">
+      <w:start w:val="1"/>
+      <w:numFmt w:val="bullet"/>
+      <w:lvlText w:val=""/>
+      <w:lvlJc w:val="left"/>
+      <w:pPr>
+        <w:ind w:left="2640" w:hanging="440"/>
+      </w:pPr>
+      <w:rPr>
+        <w:rFonts w:ascii="Wingdings" w:hAnsi="Wingdings" w:hint="default"/>
+      </w:rPr>
+    </w:lvl>
+    <w:lvl w:ilvl="5" w:tplc="04090005" w:tentative="1">
+      <w:start w:val="1"/>
+      <w:numFmt w:val="bullet"/>
+      <w:lvlText w:val=""/>
+      <w:lvlJc w:val="left"/>
+      <w:pPr>
+        <w:ind w:left="3080" w:hanging="440"/>
+      </w:pPr>
+      <w:rPr>
+        <w:rFonts w:ascii="Wingdings" w:hAnsi="Wingdings" w:hint="default"/>
+      </w:rPr>
+    </w:lvl>
+    <w:lvl w:ilvl="6" w:tplc="04090001" w:tentative="1">
+      <w:start w:val="1"/>
+      <w:numFmt w:val="bullet"/>
+      <w:lvlText w:val=""/>
+      <w:lvlJc w:val="left"/>
+      <w:pPr>
+        <w:ind w:left="3520" w:hanging="440"/>
+      </w:pPr>
+      <w:rPr>
+        <w:rFonts w:ascii="Wingdings" w:hAnsi="Wingdings" w:hint="default"/>
+      </w:rPr>
+    </w:lvl>
+    <w:lvl w:ilvl="7" w:tplc="04090003" w:tentative="1">
+      <w:start w:val="1"/>
+      <w:numFmt w:val="bullet"/>
+      <w:lvlText w:val=""/>
+      <w:lvlJc w:val="left"/>
+      <w:pPr>
+        <w:ind w:left="3960" w:hanging="440"/>
+      </w:pPr>
+      <w:rPr>
+        <w:rFonts w:ascii="Wingdings" w:hAnsi="Wingdings" w:hint="default"/>
+      </w:rPr>
+    </w:lvl>
+    <w:lvl w:ilvl="8" w:tplc="04090005" w:tentative="1">
+      <w:start w:val="1"/>
+      <w:numFmt w:val="bullet"/>
+      <w:lvlText w:val=""/>
+      <w:lvlJc w:val="left"/>
+      <w:pPr>
+        <w:ind w:left="4400" w:hanging="440"/>
+      </w:pPr>
+      <w:rPr>
+        <w:rFonts w:ascii="Wingdings" w:hAnsi="Wingdings" w:hint="default"/>
+      </w:rPr>
+    </w:lvl>
+  </w:abstractNum>
+  <w:abstractNum w:abstractNumId="1" w15:restartNumberingAfterBreak="0">
     <w:nsid w:val="167E1EBC"/>
     <w:multiLevelType w:val="hybridMultilevel"/>
     <w:tmpl w:val="3304A2C8"/>
@@ -2354,7 +2862,7 @@
       </w:rPr>
     </w:lvl>
   </w:abstractNum>
-  <w:abstractNum w:abstractNumId="1" w15:restartNumberingAfterBreak="0">
+  <w:abstractNum w:abstractNumId="2" w15:restartNumberingAfterBreak="0">
     <w:nsid w:val="1775193A"/>
     <w:multiLevelType w:val="hybridMultilevel"/>
     <w:tmpl w:val="5322A474"/>
@@ -2466,7 +2974,7 @@
       </w:rPr>
     </w:lvl>
   </w:abstractNum>
-  <w:abstractNum w:abstractNumId="2" w15:restartNumberingAfterBreak="0">
+  <w:abstractNum w:abstractNumId="3" w15:restartNumberingAfterBreak="0">
     <w:nsid w:val="186B71D2"/>
     <w:multiLevelType w:val="multilevel"/>
     <w:tmpl w:val="B3D685E4"/>
@@ -2579,7 +3087,120 @@
       </w:pPr>
     </w:lvl>
   </w:abstractNum>
-  <w:abstractNum w:abstractNumId="3" w15:restartNumberingAfterBreak="0">
+  <w:abstractNum w:abstractNumId="4" w15:restartNumberingAfterBreak="0">
+    <w:nsid w:val="26332B88"/>
+    <w:multiLevelType w:val="hybridMultilevel"/>
+    <w:tmpl w:val="9718F7D8"/>
+    <w:lvl w:ilvl="0" w:tplc="04090001">
+      <w:start w:val="1"/>
+      <w:numFmt w:val="bullet"/>
+      <w:lvlText w:val=""/>
+      <w:lvlJc w:val="left"/>
+      <w:pPr>
+        <w:ind w:left="880" w:hanging="440"/>
+      </w:pPr>
+      <w:rPr>
+        <w:rFonts w:ascii="Wingdings" w:hAnsi="Wingdings" w:hint="default"/>
+      </w:rPr>
+    </w:lvl>
+    <w:lvl w:ilvl="1" w:tplc="04090003" w:tentative="1">
+      <w:start w:val="1"/>
+      <w:numFmt w:val="bullet"/>
+      <w:lvlText w:val=""/>
+      <w:lvlJc w:val="left"/>
+      <w:pPr>
+        <w:ind w:left="1320" w:hanging="440"/>
+      </w:pPr>
+      <w:rPr>
+        <w:rFonts w:ascii="Wingdings" w:hAnsi="Wingdings" w:hint="default"/>
+      </w:rPr>
+    </w:lvl>
+    <w:lvl w:ilvl="2" w:tplc="04090005" w:tentative="1">
+      <w:start w:val="1"/>
+      <w:numFmt w:val="bullet"/>
+      <w:lvlText w:val=""/>
+      <w:lvlJc w:val="left"/>
+      <w:pPr>
+        <w:ind w:left="1760" w:hanging="440"/>
+      </w:pPr>
+      <w:rPr>
+        <w:rFonts w:ascii="Wingdings" w:hAnsi="Wingdings" w:hint="default"/>
+      </w:rPr>
+    </w:lvl>
+    <w:lvl w:ilvl="3" w:tplc="04090001" w:tentative="1">
+      <w:start w:val="1"/>
+      <w:numFmt w:val="bullet"/>
+      <w:lvlText w:val=""/>
+      <w:lvlJc w:val="left"/>
+      <w:pPr>
+        <w:ind w:left="2200" w:hanging="440"/>
+      </w:pPr>
+      <w:rPr>
+        <w:rFonts w:ascii="Wingdings" w:hAnsi="Wingdings" w:hint="default"/>
+      </w:rPr>
+    </w:lvl>
+    <w:lvl w:ilvl="4" w:tplc="04090003" w:tentative="1">
+      <w:start w:val="1"/>
+      <w:numFmt w:val="bullet"/>
+      <w:lvlText w:val=""/>
+      <w:lvlJc w:val="left"/>
+      <w:pPr>
+        <w:ind w:left="2640" w:hanging="440"/>
+      </w:pPr>
+      <w:rPr>
+        <w:rFonts w:ascii="Wingdings" w:hAnsi="Wingdings" w:hint="default"/>
+      </w:rPr>
+    </w:lvl>
+    <w:lvl w:ilvl="5" w:tplc="04090005" w:tentative="1">
+      <w:start w:val="1"/>
+      <w:numFmt w:val="bullet"/>
+      <w:lvlText w:val=""/>
+      <w:lvlJc w:val="left"/>
+      <w:pPr>
+        <w:ind w:left="3080" w:hanging="440"/>
+      </w:pPr>
+      <w:rPr>
+        <w:rFonts w:ascii="Wingdings" w:hAnsi="Wingdings" w:hint="default"/>
+      </w:rPr>
+    </w:lvl>
+    <w:lvl w:ilvl="6" w:tplc="04090001" w:tentative="1">
+      <w:start w:val="1"/>
+      <w:numFmt w:val="bullet"/>
+      <w:lvlText w:val=""/>
+      <w:lvlJc w:val="left"/>
+      <w:pPr>
+        <w:ind w:left="3520" w:hanging="440"/>
+      </w:pPr>
+      <w:rPr>
+        <w:rFonts w:ascii="Wingdings" w:hAnsi="Wingdings" w:hint="default"/>
+      </w:rPr>
+    </w:lvl>
+    <w:lvl w:ilvl="7" w:tplc="04090003" w:tentative="1">
+      <w:start w:val="1"/>
+      <w:numFmt w:val="bullet"/>
+      <w:lvlText w:val=""/>
+      <w:lvlJc w:val="left"/>
+      <w:pPr>
+        <w:ind w:left="3960" w:hanging="440"/>
+      </w:pPr>
+      <w:rPr>
+        <w:rFonts w:ascii="Wingdings" w:hAnsi="Wingdings" w:hint="default"/>
+      </w:rPr>
+    </w:lvl>
+    <w:lvl w:ilvl="8" w:tplc="04090005" w:tentative="1">
+      <w:start w:val="1"/>
+      <w:numFmt w:val="bullet"/>
+      <w:lvlText w:val=""/>
+      <w:lvlJc w:val="left"/>
+      <w:pPr>
+        <w:ind w:left="4400" w:hanging="440"/>
+      </w:pPr>
+      <w:rPr>
+        <w:rFonts w:ascii="Wingdings" w:hAnsi="Wingdings" w:hint="default"/>
+      </w:rPr>
+    </w:lvl>
+  </w:abstractNum>
+  <w:abstractNum w:abstractNumId="5" w15:restartNumberingAfterBreak="0">
     <w:nsid w:val="26BE0E1A"/>
     <w:multiLevelType w:val="multilevel"/>
     <w:tmpl w:val="61E04610"/>
@@ -2728,7 +3349,7 @@
       </w:rPr>
     </w:lvl>
   </w:abstractNum>
-  <w:abstractNum w:abstractNumId="4" w15:restartNumberingAfterBreak="0">
+  <w:abstractNum w:abstractNumId="6" w15:restartNumberingAfterBreak="0">
     <w:nsid w:val="2F952304"/>
     <w:multiLevelType w:val="hybridMultilevel"/>
     <w:tmpl w:val="8C5E646C"/>
@@ -2840,7 +3461,7 @@
       </w:rPr>
     </w:lvl>
   </w:abstractNum>
-  <w:abstractNum w:abstractNumId="5" w15:restartNumberingAfterBreak="0">
+  <w:abstractNum w:abstractNumId="7" w15:restartNumberingAfterBreak="0">
     <w:nsid w:val="4E072E7A"/>
     <w:multiLevelType w:val="hybridMultilevel"/>
     <w:tmpl w:val="B4161E90"/>
@@ -2952,7 +3573,7 @@
       </w:rPr>
     </w:lvl>
   </w:abstractNum>
-  <w:abstractNum w:abstractNumId="6" w15:restartNumberingAfterBreak="0">
+  <w:abstractNum w:abstractNumId="8" w15:restartNumberingAfterBreak="0">
     <w:nsid w:val="529A20E4"/>
     <w:multiLevelType w:val="hybridMultilevel"/>
     <w:tmpl w:val="3D52D6CC"/>
@@ -3064,7 +3685,7 @@
       </w:rPr>
     </w:lvl>
   </w:abstractNum>
-  <w:abstractNum w:abstractNumId="7" w15:restartNumberingAfterBreak="0">
+  <w:abstractNum w:abstractNumId="9" w15:restartNumberingAfterBreak="0">
     <w:nsid w:val="5BB74750"/>
     <w:multiLevelType w:val="hybridMultilevel"/>
     <w:tmpl w:val="82567CA4"/>
@@ -3177,7 +3798,7 @@
       </w:rPr>
     </w:lvl>
   </w:abstractNum>
-  <w:abstractNum w:abstractNumId="8" w15:restartNumberingAfterBreak="0">
+  <w:abstractNum w:abstractNumId="10" w15:restartNumberingAfterBreak="0">
     <w:nsid w:val="77C87E54"/>
     <w:multiLevelType w:val="hybridMultilevel"/>
     <w:tmpl w:val="AEEADCD4"/>
@@ -3289,7 +3910,7 @@
       </w:rPr>
     </w:lvl>
   </w:abstractNum>
-  <w:abstractNum w:abstractNumId="9" w15:restartNumberingAfterBreak="0">
+  <w:abstractNum w:abstractNumId="11" w15:restartNumberingAfterBreak="0">
     <w:nsid w:val="7C6A468C"/>
     <w:multiLevelType w:val="hybridMultilevel"/>
     <w:tmpl w:val="61E2A4E4"/>
@@ -3401,35 +4022,157 @@
       </w:rPr>
     </w:lvl>
   </w:abstractNum>
+  <w:abstractNum w:abstractNumId="12" w15:restartNumberingAfterBreak="0">
+    <w:nsid w:val="7E2A6783"/>
+    <w:multiLevelType w:val="hybridMultilevel"/>
+    <w:tmpl w:val="9C526AD2"/>
+    <w:lvl w:ilvl="0" w:tplc="04090001">
+      <w:start w:val="1"/>
+      <w:numFmt w:val="bullet"/>
+      <w:lvlText w:val=""/>
+      <w:lvlJc w:val="left"/>
+      <w:pPr>
+        <w:ind w:left="880" w:hanging="440"/>
+      </w:pPr>
+      <w:rPr>
+        <w:rFonts w:ascii="Wingdings" w:hAnsi="Wingdings" w:hint="default"/>
+      </w:rPr>
+    </w:lvl>
+    <w:lvl w:ilvl="1" w:tplc="04090003" w:tentative="1">
+      <w:start w:val="1"/>
+      <w:numFmt w:val="bullet"/>
+      <w:lvlText w:val=""/>
+      <w:lvlJc w:val="left"/>
+      <w:pPr>
+        <w:ind w:left="1320" w:hanging="440"/>
+      </w:pPr>
+      <w:rPr>
+        <w:rFonts w:ascii="Wingdings" w:hAnsi="Wingdings" w:hint="default"/>
+      </w:rPr>
+    </w:lvl>
+    <w:lvl w:ilvl="2" w:tplc="04090005" w:tentative="1">
+      <w:start w:val="1"/>
+      <w:numFmt w:val="bullet"/>
+      <w:lvlText w:val=""/>
+      <w:lvlJc w:val="left"/>
+      <w:pPr>
+        <w:ind w:left="1760" w:hanging="440"/>
+      </w:pPr>
+      <w:rPr>
+        <w:rFonts w:ascii="Wingdings" w:hAnsi="Wingdings" w:hint="default"/>
+      </w:rPr>
+    </w:lvl>
+    <w:lvl w:ilvl="3" w:tplc="04090001" w:tentative="1">
+      <w:start w:val="1"/>
+      <w:numFmt w:val="bullet"/>
+      <w:lvlText w:val=""/>
+      <w:lvlJc w:val="left"/>
+      <w:pPr>
+        <w:ind w:left="2200" w:hanging="440"/>
+      </w:pPr>
+      <w:rPr>
+        <w:rFonts w:ascii="Wingdings" w:hAnsi="Wingdings" w:hint="default"/>
+      </w:rPr>
+    </w:lvl>
+    <w:lvl w:ilvl="4" w:tplc="04090003" w:tentative="1">
+      <w:start w:val="1"/>
+      <w:numFmt w:val="bullet"/>
+      <w:lvlText w:val=""/>
+      <w:lvlJc w:val="left"/>
+      <w:pPr>
+        <w:ind w:left="2640" w:hanging="440"/>
+      </w:pPr>
+      <w:rPr>
+        <w:rFonts w:ascii="Wingdings" w:hAnsi="Wingdings" w:hint="default"/>
+      </w:rPr>
+    </w:lvl>
+    <w:lvl w:ilvl="5" w:tplc="04090005" w:tentative="1">
+      <w:start w:val="1"/>
+      <w:numFmt w:val="bullet"/>
+      <w:lvlText w:val=""/>
+      <w:lvlJc w:val="left"/>
+      <w:pPr>
+        <w:ind w:left="3080" w:hanging="440"/>
+      </w:pPr>
+      <w:rPr>
+        <w:rFonts w:ascii="Wingdings" w:hAnsi="Wingdings" w:hint="default"/>
+      </w:rPr>
+    </w:lvl>
+    <w:lvl w:ilvl="6" w:tplc="04090001" w:tentative="1">
+      <w:start w:val="1"/>
+      <w:numFmt w:val="bullet"/>
+      <w:lvlText w:val=""/>
+      <w:lvlJc w:val="left"/>
+      <w:pPr>
+        <w:ind w:left="3520" w:hanging="440"/>
+      </w:pPr>
+      <w:rPr>
+        <w:rFonts w:ascii="Wingdings" w:hAnsi="Wingdings" w:hint="default"/>
+      </w:rPr>
+    </w:lvl>
+    <w:lvl w:ilvl="7" w:tplc="04090003" w:tentative="1">
+      <w:start w:val="1"/>
+      <w:numFmt w:val="bullet"/>
+      <w:lvlText w:val=""/>
+      <w:lvlJc w:val="left"/>
+      <w:pPr>
+        <w:ind w:left="3960" w:hanging="440"/>
+      </w:pPr>
+      <w:rPr>
+        <w:rFonts w:ascii="Wingdings" w:hAnsi="Wingdings" w:hint="default"/>
+      </w:rPr>
+    </w:lvl>
+    <w:lvl w:ilvl="8" w:tplc="04090005" w:tentative="1">
+      <w:start w:val="1"/>
+      <w:numFmt w:val="bullet"/>
+      <w:lvlText w:val=""/>
+      <w:lvlJc w:val="left"/>
+      <w:pPr>
+        <w:ind w:left="4400" w:hanging="440"/>
+      </w:pPr>
+      <w:rPr>
+        <w:rFonts w:ascii="Wingdings" w:hAnsi="Wingdings" w:hint="default"/>
+      </w:rPr>
+    </w:lvl>
+  </w:abstractNum>
   <w:num w:numId="1" w16cid:durableId="34624845">
-    <w:abstractNumId w:val="0"/>
+    <w:abstractNumId w:val="1"/>
   </w:num>
   <w:num w:numId="2" w16cid:durableId="225458082">
+    <w:abstractNumId w:val="10"/>
+  </w:num>
+  <w:num w:numId="3" w16cid:durableId="1405106466">
+    <w:abstractNumId w:val="11"/>
+  </w:num>
+  <w:num w:numId="4" w16cid:durableId="867182880">
+    <w:abstractNumId w:val="2"/>
+  </w:num>
+  <w:num w:numId="5" w16cid:durableId="102506169">
+    <w:abstractNumId w:val="7"/>
+  </w:num>
+  <w:num w:numId="6" w16cid:durableId="388235448">
+    <w:abstractNumId w:val="9"/>
+  </w:num>
+  <w:num w:numId="7" w16cid:durableId="807207646">
+    <w:abstractNumId w:val="5"/>
+  </w:num>
+  <w:num w:numId="8" w16cid:durableId="2106344965">
+    <w:abstractNumId w:val="3"/>
+  </w:num>
+  <w:num w:numId="9" w16cid:durableId="2143688677">
     <w:abstractNumId w:val="8"/>
   </w:num>
-  <w:num w:numId="3" w16cid:durableId="1405106466">
-    <w:abstractNumId w:val="9"/>
-  </w:num>
-  <w:num w:numId="4" w16cid:durableId="867182880">
-    <w:abstractNumId w:val="1"/>
-  </w:num>
-  <w:num w:numId="5" w16cid:durableId="102506169">
-    <w:abstractNumId w:val="5"/>
-  </w:num>
-  <w:num w:numId="6" w16cid:durableId="388235448">
-    <w:abstractNumId w:val="7"/>
-  </w:num>
-  <w:num w:numId="7" w16cid:durableId="807207646">
-    <w:abstractNumId w:val="3"/>
-  </w:num>
-  <w:num w:numId="8" w16cid:durableId="2106344965">
-    <w:abstractNumId w:val="2"/>
-  </w:num>
-  <w:num w:numId="9" w16cid:durableId="2143688677">
+  <w:num w:numId="10" w16cid:durableId="1289508828">
     <w:abstractNumId w:val="6"/>
   </w:num>
-  <w:num w:numId="10" w16cid:durableId="1289508828">
+  <w:num w:numId="11" w16cid:durableId="1992564810">
+    <w:abstractNumId w:val="12"/>
+  </w:num>
+  <w:num w:numId="12" w16cid:durableId="1783069845">
     <w:abstractNumId w:val="4"/>
+  </w:num>
+  <w:num w:numId="13" w16cid:durableId="214244613">
+    <w:abstractNumId w:val="0"/>
   </w:num>
 </w:numbering>
 </file>
@@ -3728,6 +4471,7 @@
   <w:style w:type="paragraph" w:default="1" w:styleId="a">
     <w:name w:val="Normal"/>
     <w:qFormat/>
+    <w:rsid w:val="00DE754A"/>
     <w:pPr>
       <w:widowControl w:val="0"/>
       <w:wordWrap w:val="0"/>
